--- a/courts/fourth-circuit/maryland/state/court-of-special-appeals/amicus-brief/usage/OUTPUT-amicus-brief.docx
+++ b/courts/fourth-circuit/maryland/state/court-of-special-appeals/amicus-brief/usage/OUTPUT-amicus-brief.docx
@@ -2382,7 +2382,7 @@
         <w:tab/>
       </w:r>
       <w:r>
-        <w:t xml:space="preserve">3</w:t>
+        <w:t xml:space="preserve">3, 4</w:t>
       </w:r>
     </w:p>
     <w:p>
@@ -2862,7 +2862,7 @@
         <w:tab/>
       </w:r>
       <w:r>
-        <w:t xml:space="preserve">3, 5</w:t>
+        <w:t xml:space="preserve">3</w:t>
       </w:r>
     </w:p>
     <w:p>
@@ -3715,7 +3715,7 @@
         <w:t xml:space="preserve"> </w:t>
       </w:r>
       <w:r>
-        <w:t xml:space="preserve">www.prosecutorintegrity.org/​registry/​database</w:t>
+        <w:t xml:space="preserve">www.​prosecutorintegrity.​org/​registry/​database</w:t>
       </w:r>
       <w:r>
         <w:t xml:space="preserve"> </w:t>
@@ -4833,7 +4833,7 @@
         <w:tab/>
       </w:r>
       <w:r>
-        <w:t xml:space="preserve">12</w:t>
+        <w:t xml:space="preserve">12, 13</w:t>
       </w:r>
     </w:p>
     <w:p>
@@ -4966,7 +4966,7 @@
         <w:tab/>
       </w:r>
       <w:r>
-        <w:t xml:space="preserve">12</w:t>
+        <w:t xml:space="preserve">12, 13</w:t>
       </w:r>
     </w:p>
     <w:p>
@@ -11912,7 +11912,7 @@
         <w:t xml:space="preserve">2018</w:t>
       </w:r>
       <w:r>
-        <w:t xml:space="preserve">, https://​​www.​macrotrends.​net/​​cities/​​us/​​md/​​pocomoke-​city/​​murder-​homicide-​rate-​statistics.</w:t>
+        <w:t xml:space="preserve">, https://​www.​macrotrends.​net/​cities/​us/​md/​pocomoke-​city/​murder-​homicide-​rate-​statistics.</w:t>
       </w:r>
     </w:p>
   </w:footnote>
@@ -12120,7 +12120,7 @@
         <w:t xml:space="preserve">Savage, et al. v. Pocomoke City, et al.</w:t>
       </w:r>
       <w:r>
-        <w:t xml:space="preserve">, No. 16cv201 (D. Md. filed Oct. 19, 2016), at ¶ 41, https://​​www.​justice.​gov/​​crt/​​case-​document/​​file/​​923781/​​download.</w:t>
+        <w:t xml:space="preserve">, No. 16cv201 (D. Md. filed Oct. 19, 2016), at ¶ 41, https://​www.​justice.​gov/​crt/​case-​document/​file/​923781/​download.</w:t>
       </w:r>
     </w:p>
   </w:footnote>
@@ -12344,7 +12344,7 @@
         <w:noBreakHyphen/>
       </w:r>
       <w:r>
-        <w:t xml:space="preserve">13, http://​​washlaw.​org/​​pdf/​​sewell_amicus.​PDF.</w:t>
+        <w:t xml:space="preserve">13, http://​washlaw.​org/​pdf/​sewell_amicus.​PDF.</w:t>
       </w:r>
     </w:p>
   </w:footnote>
@@ -12485,13 +12485,7 @@
         <w:t xml:space="preserve"> </w:t>
       </w:r>
       <w:r>
-        <w:t xml:space="preserve">Appellant’s Brief,</w:t>
-      </w:r>
-      <w:r>
-        <w:t xml:space="preserve"> </w:t>
-      </w:r>
-      <w:r>
-        <w:t xml:space="preserve">at 23</w:t>
+        <w:t xml:space="preserve">Appellant’s Brief, at 23</w:t>
       </w:r>
       <w:r>
         <w:noBreakHyphen/>
@@ -12513,13 +12507,7 @@
         <w:t xml:space="preserve"> </w:t>
       </w:r>
       <w:r>
-        <w:t xml:space="preserve">MD. CODE ANN., CTS. &amp; JUD. PROC. § 5</w:t>
-      </w:r>
-      <w:r>
-        <w:noBreakHyphen/>
-      </w:r>
-      <w:r>
-        <w:t xml:space="preserve">704(b).</w:t>
+        <w:t xml:space="preserve">MD. CODE ANN., CTS. &amp; JUD. PROC. § 5-⁠704(b).</w:t>
       </w:r>
     </w:p>
   </w:footnote>
@@ -12538,13 +12526,7 @@
         <w:t xml:space="preserve"> </w:t>
       </w:r>
       <w:r>
-        <w:t xml:space="preserve">Appellant’s Brief,</w:t>
-      </w:r>
-      <w:r>
-        <w:t xml:space="preserve"> </w:t>
-      </w:r>
-      <w:r>
-        <w:t xml:space="preserve">at 23</w:t>
+        <w:t xml:space="preserve">Appellant’s Brief, at 23</w:t>
       </w:r>
       <w:r>
         <w:noBreakHyphen/>
@@ -12895,7 +12877,7 @@
         <w:t xml:space="preserve">Worcester’s First Black Elected Official Profiled in Autobiography</w:t>
       </w:r>
       <w:r>
-        <w:t xml:space="preserve">, THE DISPATCH, Sept. 26, 2017, https://​​mdcoastdispatch.​com/​​2017/​​09/​​26/​​worcesters-​first-​black-​elected-​official-​profiled-​in-​biography/​​.</w:t>
+        <w:t xml:space="preserve">, THE DISPATCH, Sept. 26, 2017, https://​mdcoastdispatch.​com/​2017/​09/​26/​worcesters-​first-​black-​elected-​official-​profiled-​in-​biography/​.</w:t>
       </w:r>
     </w:p>
   </w:footnote>
@@ -12933,7 +12915,7 @@
         <w:noBreakHyphen/>
       </w:r>
       <w:r>
-        <w:t xml:space="preserve">00201-JFM (D. Md. Mar. 16, 2016) (No. 23), at ¶ 40, n. 2, https://​​www.​courtlistener.​com/​​recap/​​gov.​uscourts.​mdd.​340475/​​gov.​uscourts.​mdd.​340475.​23.​0.​pdf.</w:t>
+        <w:t xml:space="preserve">00201-JFM (D. Md. Mar. 16, 2016) (No. 23), at ¶ 40, n. 2, https://​www.​courtlistener.​com/​recap/​gov.​uscourts.​mdd.​340475/​gov.​uscourts.​mdd.​340475.​23.​0.​pdf.</w:t>
       </w:r>
     </w:p>
   </w:footnote>
@@ -12965,7 +12947,7 @@
         <w:t xml:space="preserve">Pocomoke Residents Hold Press Conference Calling for Mayor’s Resignation</w:t>
       </w:r>
       <w:r>
-        <w:t xml:space="preserve">, WMDT.COM, July 25, 2015, https://​​www.​wmdt.​com/​​2015/​​07/​​pocomoke-​residents-​hold-​press-​conference-​calling-​for-​mayors-​resignation/​​.</w:t>
+        <w:t xml:space="preserve">, WMDT.COM, July 25, 2015, https://​www.​wmdt.​com/​2015/​07/​pocomoke-​residents-​hold-​press-​conference-​calling-​for-​mayors-​resignation/​.</w:t>
       </w:r>
     </w:p>
   </w:footnote>
@@ -13344,7 +13326,7 @@
         <w:t xml:space="preserve"> </w:t>
       </w:r>
       <w:r>
-        <w:t xml:space="preserve">MISCONDUCT 4 (2013), http://​​www.​prosecutorintegrity.​org/​​wp-​content/​​uploads/​​EpidemicofProsecutorMisconduct.​pdf.</w:t>
+        <w:t xml:space="preserve">MISCONDUCT 4 (2013), http://​www.​prosecutorintegrity.​org/​wp-​content/​uploads/​EpidemicofProsecutorMisconduct.​pdf.</w:t>
       </w:r>
     </w:p>
   </w:footnote>
@@ -13376,7 +13358,7 @@
         <w:t xml:space="preserve">Hundreds of Justice Department Attorneys Violated Professional Rules, Laws, or Ethical Standards</w:t>
       </w:r>
       <w:r>
-        <w:t xml:space="preserve">, Project on Gov’t Oversight, Mar. 13, 2014, https://​​www.​pogo.​org/​​report/​​2014/​​03/​​hundreds-​of-​justice-​department-​attorneys-​violated-​professional-​rules-​laws-​or-​ethical-​standards/​​.</w:t>
+        <w:t xml:space="preserve">, Project on Gov’t Oversight, Mar. 13, 2014, https://​www.​pogo.​org/​report/​2014/​03/​hundreds-​of-​justice-​department-​attorneys-​violated-​professional-​rules-​laws-​or-​ethical-​standards/​.</w:t>
       </w:r>
     </w:p>
   </w:footnote>
@@ -13401,7 +13383,7 @@
         <w:t xml:space="preserve"> </w:t>
       </w:r>
       <w:r>
-        <w:t xml:space="preserve">1 (2019), https://​​www.​law.​umich.​edu/​​special/​​exoneration/​​Documents/​​Exonerations%20in%202018.​pdf.</w:t>
+        <w:t xml:space="preserve">1 (2019), https://​www.​law.​umich.​edu/​special/​exoneration/​Documents/​Exonerations%20in%202018.​pdf.</w:t>
       </w:r>
     </w:p>
   </w:footnote>
@@ -13465,7 +13447,7 @@
         <w:t xml:space="preserve"> </w:t>
       </w:r>
       <w:r>
-        <w:t xml:space="preserve">Center for Prosecutor Integrity, www.​prosecutorintegrity.​org/​​registry/​​database</w:t>
+        <w:t xml:space="preserve">Center for Prosecutor Integrity, www.​prosecutorintegrity.​org/​registry/​database</w:t>
       </w:r>
       <w:r>
         <w:t xml:space="preserve"> </w:t>
@@ -13503,7 +13485,7 @@
         <w:t xml:space="preserve">Scant Discipline Follows Prosecutors’ Impropriety in Massachusetts</w:t>
       </w:r>
       <w:r>
-        <w:t xml:space="preserve">, New Eng. Ctr. for Investigative Reporting, Mar. 6, 2017, https://​​necir.​org/​​2017/​​03/​​06/​​scant-​discipline-​follows-​prosecutors-​impropriety-​massachusetts/​​.</w:t>
+        <w:t xml:space="preserve">, New Eng. Ctr. for Investigative Reporting, Mar. 6, 2017, https://​necir.​org/​2017/​03/​06/​scant-​discipline-​follows-​prosecutors-​impropriety-​massachusetts/​.</w:t>
       </w:r>
     </w:p>
   </w:footnote>
@@ -13541,7 +13523,7 @@
         <w:t xml:space="preserve">How the Secretive “Discipline” Process for Federal Prosecutors Buries Misconduct Cases</w:t>
       </w:r>
       <w:r>
-        <w:t xml:space="preserve">, THE INTERCEPT, Oct. 10, 2019, https://​​theintercept.​com/​​2019/​​10/​​10/​​justice-​department-​federal-​prosecutors-​accountability/​​.</w:t>
+        <w:t xml:space="preserve">, THE INTERCEPT, Oct. 10, 2019, https://​theintercept.​com/​2019/​10/​10/​justice-​department-​federal-​prosecutors-​accountability/​.</w:t>
       </w:r>
     </w:p>
   </w:footnote>
@@ -13665,7 +13647,7 @@
         <w:t xml:space="preserve">Wrongful Convictions and Prosecutorial Misconduct</w:t>
       </w:r>
       <w:r>
-        <w:t xml:space="preserve">, Cal. Innocence Project, June 19, 2018, https://​​californiainnocenceproject.​org/​​2018/​​06/​​wrongful-​convictions-​and-​prosecutorial-​misconduct/​​.</w:t>
+        <w:t xml:space="preserve">, Cal. Innocence Project, June 19, 2018, https://​californiainnocenceproject.​org/​2018/​06/​wrongful-​convictions-​and-​prosecutorial-​misconduct/​.</w:t>
       </w:r>
     </w:p>
   </w:footnote>
@@ -13697,13 +13679,7 @@
         <w:t xml:space="preserve">California DA Says Incarceration Rate a Measure of His Success – Despite Wrongful Convictions, Prosecutorial Misconduct</w:t>
       </w:r>
       <w:r>
-        <w:t xml:space="preserve">, Prison Legal News, June 15, 2009, https://​​www.​prisonlegalnews.​org/​​news/​​2009/​​jun/​​15/​​california-​da-​says-​incarceration-​rate-​a</w:t>
-      </w:r>
-      <w:r>
-        <w:noBreakHyphen/>
-      </w:r>
-      <w:r>
-        <w:t xml:space="preserve">8232measure-​of-​his-​success-​despite-​wrongful-​convictions-​prosecutorial-​misconduct/​​.</w:t>
+        <w:t xml:space="preserve">, Prison Legal News, June 15, 2009, https://​www.​prisonlegalnews.​org/​news/​2009/​jun/​15/​california-​da-​says-​incarceration-​rate-​a-⁠8232measure-​of-​his-​success-​despite-​wrongful-​convictions-​prosecutorial-​misconduct/​.</w:t>
       </w:r>
     </w:p>
   </w:footnote>
@@ -13902,13 +13878,13 @@
         <w:t xml:space="preserve"> </w:t>
       </w:r>
       <w:r>
-        <w:t xml:space="preserve">https://​​www.​census.​gov/​​quickfacts/​​fact/​​table/​​US/​​PST045218 (last visited Nov. 13, 2019); Fed. Bureau of Prisons, Inmate Race,</w:t>
-      </w:r>
-      <w:r>
-        <w:t xml:space="preserve"> </w:t>
-      </w:r>
-      <w:r>
-        <w:t xml:space="preserve">Nov. 2, 2019, https://​​www.​bop.​gov/​​about/​​statistics/​​statistics_inmate_race.​jsp.</w:t>
+        <w:t xml:space="preserve">https://​www.​census.​gov/​quickfacts/​fact/​table/​US/​PST045218 (last visited Nov. 13, 2019); Fed. Bureau of Prisons, Inmate Race,</w:t>
+      </w:r>
+      <w:r>
+        <w:t xml:space="preserve"> </w:t>
+      </w:r>
+      <w:r>
+        <w:t xml:space="preserve">Nov. 2, 2019, https://​www.​bop.​gov/​about/​statistics/​statistics_inmate_race.​jsp.</w:t>
       </w:r>
     </w:p>
   </w:footnote>
@@ -13940,7 +13916,7 @@
         <w:t xml:space="preserve">America Has Locked Up So Many Black People It Has Warped Our Sense of Reality</w:t>
       </w:r>
       <w:r>
-        <w:t xml:space="preserve">, WASH. POST, Feb. 26, 2016, https://​​www.​washingtonpost.​com/​​news/​​wonk/​​wp/​​2016/​​02/​​26/​​america-​has-​locked-​up-​so-​many-​black-​people-​it-​has-​warped-​our-​sense-​of-​reality/​​.</w:t>
+        <w:t xml:space="preserve">, WASH. POST, Feb. 26, 2016, https://​www.​washingtonpost.​com/​news/​wonk/​wp/​2016/​02/​26/​america-​has-​locked-​up-​so-​many-​black-​people-​it-​has-​warped-​our-​sense-​of-​reality/​.</w:t>
       </w:r>
     </w:p>
   </w:footnote>
@@ -14186,7 +14162,7 @@
         <w:t xml:space="preserve">But I Can’t</w:t>
       </w:r>
       <w:r>
-        <w:t xml:space="preserve">, N.Y. TIMES, April 9, 2011, http://​​www.​nytimes.​com/​​2011/​​04/​​10/​​opinion/​​10thompson.​html.</w:t>
+        <w:t xml:space="preserve">, N.Y. TIMES, April 9, 2011, http://​www.​nytimes.​com/​2011/​04/​10/​opinion/​10thompson.​html.</w:t>
       </w:r>
     </w:p>
   </w:footnote>
@@ -15428,6 +15404,33 @@
       <w:ind w:left="2160" w:hanging="720"/>
     </w:pPr>
   </w:style>
+  <w:style w:type="paragraph" w:customStyle="1" w:styleId="XdQuoteList1">
+    <w:name w:val="Xd Quote List 1"/>
+    <w:basedOn w:val="Normal"/>
+    <w:qFormat/>
+    <w:pPr>
+      <w:spacing w:before="0" w:after="0" w:line="299" w:lineRule="exact"/>
+      <w:ind w:left="1440" w:right="720" w:hanging="720"/>
+    </w:pPr>
+  </w:style>
+  <w:style w:type="paragraph" w:customStyle="1" w:styleId="XdQuoteList2">
+    <w:name w:val="Xd Quote List 2"/>
+    <w:basedOn w:val="Normal"/>
+    <w:qFormat/>
+    <w:pPr>
+      <w:spacing w:before="0" w:after="0" w:line="299" w:lineRule="exact"/>
+      <w:ind w:left="2160" w:right="720" w:hanging="720"/>
+    </w:pPr>
+  </w:style>
+  <w:style w:type="paragraph" w:customStyle="1" w:styleId="XdQuoteList3">
+    <w:name w:val="Xd Quote List 3"/>
+    <w:basedOn w:val="Normal"/>
+    <w:qFormat/>
+    <w:pPr>
+      <w:spacing w:before="0" w:after="0" w:line="299" w:lineRule="exact"/>
+      <w:ind w:left="2880" w:right="720" w:hanging="720"/>
+    </w:pPr>
+  </w:style>
   <w:style w:type="paragraph" w:customStyle="1" w:styleId="SourceCode">
     <w:name w:val="Source Code"/>
     <w:basedOn w:val="Normal"/>

--- a/courts/fourth-circuit/maryland/state/court-of-special-appeals/amicus-brief/usage/OUTPUT-amicus-brief.docx
+++ b/courts/fourth-circuit/maryland/state/court-of-special-appeals/amicus-brief/usage/OUTPUT-amicus-brief.docx
@@ -797,9 +797,7 @@
         <w:t xml:space="preserve"> </w:t>
       </w:r>
       <w:r>
-        <w:t xml:space="preserve">806</w:t>
-        <w:noBreakHyphen/>
-        <w:t xml:space="preserve">8000</w:t>
+        <w:t xml:space="preserve">806-⁠8000</w:t>
       </w:r>
     </w:p>
     <w:p>
@@ -1755,7 +1753,7 @@
         <w:tab/>
       </w:r>
       <w:r>
-        <w:t xml:space="preserve">13</w:t>
+        <w:t xml:space="preserve">14</w:t>
       </w:r>
     </w:p>
     <w:p>
@@ -1936,7 +1934,7 @@
         <w:tab/>
       </w:r>
       <w:r>
-        <w:t xml:space="preserve">16</w:t>
+        <w:t xml:space="preserve">17</w:t>
       </w:r>
     </w:p>
     <w:p>
@@ -2249,7 +2247,7 @@
         <w:tab/>
       </w:r>
       <w:r>
-        <w:t xml:space="preserve">15</w:t>
+        <w:t xml:space="preserve">16</w:t>
       </w:r>
     </w:p>
     <w:p>
@@ -2309,11 +2307,7 @@
         <w:t xml:space="preserve"> </w:t>
       </w:r>
       <w:r>
-        <w:t xml:space="preserve">23-K</w:t>
-        <w:noBreakHyphen/>
-        <w:t xml:space="preserve">16</w:t>
-        <w:noBreakHyphen/>
-        <w:t xml:space="preserve">000289,</w:t>
+        <w:t xml:space="preserve">23-K-⁠16-⁠000289,</w:t>
       </w:r>
       <w:r>
         <w:t xml:space="preserve"> </w:t>
@@ -2704,9 +2698,7 @@
         <w:t xml:space="preserve"> </w:t>
       </w:r>
       <w:r>
-        <w:t xml:space="preserve">1:16-cv</w:t>
-        <w:noBreakHyphen/>
-        <w:t xml:space="preserve">00201-JFM</w:t>
+        <w:t xml:space="preserve">1:16-cv-⁠00201-JFM</w:t>
       </w:r>
       <w:r>
         <w:t xml:space="preserve"> </w:t>
@@ -3018,11 +3010,7 @@
         <w:t xml:space="preserve"> </w:t>
       </w:r>
       <w:r>
-        <w:t xml:space="preserve">23-K</w:t>
-        <w:noBreakHyphen/>
-        <w:t xml:space="preserve">16</w:t>
-        <w:noBreakHyphen/>
-        <w:t xml:space="preserve">000289</w:t>
+        <w:t xml:space="preserve">23-K-⁠16-⁠000289</w:t>
       </w:r>
       <w:r>
         <w:t xml:space="preserve"> </w:t>
@@ -3678,7 +3666,7 @@
         <w:tab/>
       </w:r>
       <w:r>
-        <w:t xml:space="preserve">11</w:t>
+        <w:t xml:space="preserve">12</w:t>
       </w:r>
     </w:p>
     <w:p>
@@ -6001,9 +5989,7 @@
           <w:i/>
           <w:iCs/>
         </w:rPr>
-        <w:t xml:space="preserve">2005</w:t>
-        <w:noBreakHyphen/>
-        <w:t xml:space="preserve">2018</w:t>
+        <w:t xml:space="preserve">2005-⁠2018</w:t>
       </w:r>
       <w:r>
         <w:t xml:space="preserve">   </w:t>
@@ -6987,9 +6973,7 @@
           <w:i/>
           <w:iCs/>
         </w:rPr>
-        <w:t xml:space="preserve">1960</w:t>
-        <w:noBreakHyphen/>
-        <w:t xml:space="preserve">1964</w:t>
+        <w:t xml:space="preserve">1960-⁠1964</w:t>
       </w:r>
       <w:r>
         <w:t xml:space="preserve">,</w:t>
@@ -7363,9 +7347,7 @@
         <w:t xml:space="preserve"> </w:t>
       </w:r>
       <w:r>
-        <w:t xml:space="preserve">5</w:t>
-        <w:noBreakHyphen/>
-        <w:t xml:space="preserve">704(b)</w:t>
+        <w:t xml:space="preserve">5-⁠704(b)</w:t>
       </w:r>
       <w:r>
         <w:t xml:space="preserve">   </w:t>
@@ -7869,13 +7851,7 @@
         <w:pStyle w:val="BodyTextNote"/>
       </w:pPr>
       <w:r>
-        <w:t xml:space="preserve">The misconduct continued once trial commenced, including during Mr. Sewell’s re-trial. OSP repeatedly elicited expert testimony regarding Mr. Sewell’s state of mind – the ultimate issue before the Court – in violation of established case law and Maryland Rule 5</w:t>
-      </w:r>
-      <w:r>
-        <w:noBreakHyphen/>
-      </w:r>
-      <w:r>
-        <w:t xml:space="preserve">704(b).</w:t>
+        <w:t xml:space="preserve">The misconduct continued once trial commenced, including during Mr. Sewell’s re-trial. OSP repeatedly elicited expert testimony regarding Mr. Sewell’s state of mind – the ultimate issue before the Court – in violation of established case law and Maryland Rule 5-⁠704(b).</w:t>
       </w:r>
       <w:r>
         <w:rPr>
@@ -10301,13 +10277,7 @@
         <w:t xml:space="preserve"> </w:t>
       </w:r>
       <w:r>
-        <w:t xml:space="preserve">The Mississippi Supreme Court affirmed the conviction in a 5</w:t>
-      </w:r>
-      <w:r>
-        <w:noBreakHyphen/>
-      </w:r>
-      <w:r>
-        <w:t xml:space="preserve">4 decision.</w:t>
+        <w:t xml:space="preserve">The Mississippi Supreme Court affirmed the conviction in a 5-⁠4 decision.</w:t>
       </w:r>
       <w:r>
         <w:rPr>
@@ -10699,9 +10669,7 @@
               <w:t xml:space="preserve"> </w:t>
             </w:r>
             <w:r>
-              <w:t xml:space="preserve">806</w:t>
-              <w:noBreakHyphen/>
-              <w:t xml:space="preserve">8000</w:t>
+              <w:t xml:space="preserve">806-⁠8000</w:t>
             </w:r>
           </w:p>
           <w:p>
@@ -10852,9 +10820,7 @@
           <w:b/>
           <w:bCs/>
         </w:rPr>
-        <w:t xml:space="preserve">8</w:t>
-        <w:noBreakHyphen/>
-        <w:t xml:space="preserve">112</w:t>
+        <w:t xml:space="preserve">8-⁠112</w:t>
       </w:r>
     </w:p>
     <w:p>
@@ -10972,9 +10938,7 @@
         <w:t xml:space="preserve"> </w:t>
       </w:r>
       <w:r>
-        <w:t xml:space="preserve">8</w:t>
-        <w:noBreakHyphen/>
-        <w:t xml:space="preserve">503.</w:t>
+        <w:t xml:space="preserve">8-⁠503.</w:t>
       </w:r>
       <w:r>
         <w:t xml:space="preserve"> </w:t>
@@ -11064,9 +11028,7 @@
         <w:t xml:space="preserve"> </w:t>
       </w:r>
       <w:r>
-        <w:t xml:space="preserve">8</w:t>
-        <w:noBreakHyphen/>
-        <w:t xml:space="preserve">112.</w:t>
+        <w:t xml:space="preserve">8-⁠112.</w:t>
       </w:r>
     </w:p>
     <w:tbl>
@@ -11530,9 +11492,7 @@
         <w:t xml:space="preserve"> </w:t>
       </w:r>
       <w:r>
-        <w:t xml:space="preserve">643</w:t>
-        <w:noBreakHyphen/>
-        <w:t xml:space="preserve">9472</w:t>
+        <w:t xml:space="preserve">643-⁠9472</w:t>
       </w:r>
     </w:p>
     <w:p>
@@ -11899,17 +11859,7 @@
           <w:i/>
           <w:iCs/>
         </w:rPr>
-        <w:t xml:space="preserve">Pocomoke City MD Murder/​Homicide Rate 2005</w:t>
-      </w:r>
-      <w:r>
-        <w:noBreakHyphen/>
-      </w:r>
-      <w:r>
-        <w:rPr>
-          <w:i/>
-          <w:iCs/>
-        </w:rPr>
-        <w:t xml:space="preserve">2018</w:t>
+        <w:t xml:space="preserve">Pocomoke City MD Murder/​Homicide Rate 2005-⁠2018</w:t>
       </w:r>
       <w:r>
         <w:t xml:space="preserve">, https://​www.​macrotrends.​net/​cities/​us/​md/​pocomoke-​city/​murder-​homicide-​rate-​statistics.</w:t>
@@ -12053,19 +12003,7 @@
         <w:t xml:space="preserve">Sewell v. State</w:t>
       </w:r>
       <w:r>
-        <w:t xml:space="preserve">, No. 23-K</w:t>
-      </w:r>
-      <w:r>
-        <w:noBreakHyphen/>
-      </w:r>
-      <w:r>
-        <w:t xml:space="preserve">16</w:t>
-      </w:r>
-      <w:r>
-        <w:noBreakHyphen/>
-      </w:r>
-      <w:r>
-        <w:t xml:space="preserve">000289, slip op. at 1 (Md. Ct. Spec. App. Nov. 29, 2018).</w:t>
+        <w:t xml:space="preserve">, No. 23-K-⁠16-⁠000289, slip op. at 1 (Md. Ct. Spec. App. Nov. 29, 2018).</w:t>
       </w:r>
     </w:p>
   </w:footnote>
@@ -12326,25 +12264,7 @@
         <w:t xml:space="preserve">Sewell v. State</w:t>
       </w:r>
       <w:r>
-        <w:t xml:space="preserve">, No. 23-K</w:t>
-      </w:r>
-      <w:r>
-        <w:noBreakHyphen/>
-      </w:r>
-      <w:r>
-        <w:t xml:space="preserve">16</w:t>
-      </w:r>
-      <w:r>
-        <w:noBreakHyphen/>
-      </w:r>
-      <w:r>
-        <w:t xml:space="preserve">000289 (Md. Ct. Spec. App. Nov. 29, 2018), at 12</w:t>
-      </w:r>
-      <w:r>
-        <w:noBreakHyphen/>
-      </w:r>
-      <w:r>
-        <w:t xml:space="preserve">13, http://​washlaw.​org/​pdf/​sewell_amicus.​PDF.</w:t>
+        <w:t xml:space="preserve">, No. 23-K-⁠16-⁠000289 (Md. Ct. Spec. App. Nov. 29, 2018), at 12-⁠13, http://​washlaw.​org/​pdf/​sewell_amicus.​PDF.</w:t>
       </w:r>
     </w:p>
   </w:footnote>
@@ -12460,13 +12380,7 @@
         <w:t xml:space="preserve"> </w:t>
       </w:r>
       <w:r>
-        <w:t xml:space="preserve">at 13</w:t>
-      </w:r>
-      <w:r>
-        <w:noBreakHyphen/>
-      </w:r>
-      <w:r>
-        <w:t xml:space="preserve">14.</w:t>
+        <w:t xml:space="preserve">at 13-⁠14.</w:t>
       </w:r>
     </w:p>
   </w:footnote>
@@ -12485,13 +12399,7 @@
         <w:t xml:space="preserve"> </w:t>
       </w:r>
       <w:r>
-        <w:t xml:space="preserve">Appellant’s Brief, at 23</w:t>
-      </w:r>
-      <w:r>
-        <w:noBreakHyphen/>
-      </w:r>
-      <w:r>
-        <w:t xml:space="preserve">33;</w:t>
+        <w:t xml:space="preserve">Appellant’s Brief, at 23-⁠33;</w:t>
       </w:r>
       <w:r>
         <w:t xml:space="preserve"> </w:t>
@@ -12526,13 +12434,7 @@
         <w:t xml:space="preserve"> </w:t>
       </w:r>
       <w:r>
-        <w:t xml:space="preserve">Appellant’s Brief, at 23</w:t>
-      </w:r>
-      <w:r>
-        <w:noBreakHyphen/>
-      </w:r>
-      <w:r>
-        <w:t xml:space="preserve">33.</w:t>
+        <w:t xml:space="preserve">Appellant’s Brief, at 23-⁠33.</w:t>
       </w:r>
     </w:p>
   </w:footnote>
@@ -12832,17 +12734,7 @@
           <w:i/>
           <w:iCs/>
         </w:rPr>
-        <w:t xml:space="preserve">Civil War on Race Street: The Black Freedom Struggle and White Resistance in Cambridge, Maryland, 1960</w:t>
-      </w:r>
-      <w:r>
-        <w:noBreakHyphen/>
-      </w:r>
-      <w:r>
-        <w:rPr>
-          <w:i/>
-          <w:iCs/>
-        </w:rPr>
-        <w:t xml:space="preserve">1964</w:t>
+        <w:t xml:space="preserve">Civil War on Race Street: The Black Freedom Struggle and White Resistance in Cambridge, Maryland, 1960-⁠1964</w:t>
       </w:r>
       <w:r>
         <w:t xml:space="preserve">, 89 MD. HIST. MAG. 291, 299 (1994).</w:t>
@@ -12909,13 +12801,7 @@
         <w:t xml:space="preserve">Savage v. Pocomoke City</w:t>
       </w:r>
       <w:r>
-        <w:t xml:space="preserve">, No. 1:16-cv</w:t>
-      </w:r>
-      <w:r>
-        <w:noBreakHyphen/>
-      </w:r>
-      <w:r>
-        <w:t xml:space="preserve">00201-JFM (D. Md. Mar. 16, 2016) (No. 23), at ¶ 40, n. 2, https://​www.​courtlistener.​com/​recap/​gov.​uscourts.​mdd.​340475/​gov.​uscourts.​mdd.​340475.​23.​0.​pdf.</w:t>
+        <w:t xml:space="preserve">, No. 1:16-cv-⁠00201-JFM (D. Md. Mar. 16, 2016) (No. 23), at ¶ 40, n. 2, https://​www.​courtlistener.​com/​recap/​gov.​uscourts.​mdd.​340475/​gov.​uscourts.​mdd.​340475.​23.​0.​pdf.</w:t>
       </w:r>
     </w:p>
   </w:footnote>
@@ -13029,13 +12915,7 @@
         <w:t xml:space="preserve">Co.</w:t>
       </w:r>
       <w:r>
-        <w:t xml:space="preserve">, 961 F. Supp. 873, 876</w:t>
-      </w:r>
-      <w:r>
-        <w:noBreakHyphen/>
-      </w:r>
-      <w:r>
-        <w:t xml:space="preserve">77 (D. Md. 1997).</w:t>
+        <w:t xml:space="preserve">, 961 F. Supp. 873, 876-⁠77 (D. Md. 1997).</w:t>
       </w:r>
     </w:p>
   </w:footnote>
@@ -13412,13 +13292,7 @@
         <w:t xml:space="preserve"> </w:t>
       </w:r>
       <w:r>
-        <w:t xml:space="preserve">at 1</w:t>
-      </w:r>
-      <w:r>
-        <w:noBreakHyphen/>
-      </w:r>
-      <w:r>
-        <w:t xml:space="preserve">2.</w:t>
+        <w:t xml:space="preserve">at 1-⁠2.</w:t>
       </w:r>
     </w:p>
   </w:footnote>
@@ -14029,13 +13903,7 @@
         <w:t xml:space="preserve"> </w:t>
       </w:r>
       <w:r>
-        <w:t xml:space="preserve">at 55</w:t>
-      </w:r>
-      <w:r>
-        <w:noBreakHyphen/>
-      </w:r>
-      <w:r>
-        <w:t xml:space="preserve">56.</w:t>
+        <w:t xml:space="preserve">at 55-⁠56.</w:t>
       </w:r>
     </w:p>
   </w:footnote>
@@ -15152,7 +15020,7 @@
     <w:qFormat/>
     <w:pPr>
       <w:keepLines/>
-      <w:spacing w:before="0" w:after="140" w:line="299" w:lineRule="exact"/>
+      <w:spacing w:before="23" w:after="140" w:line="299" w:lineRule="exact"/>
     </w:pPr>
     <w:rPr>
       <w:sz w:val="26"/>
